--- a/docs/formatos/inspecciones/INSP-11 Líneas Aéreas 23 kV.docx
+++ b/docs/formatos/inspecciones/INSP-11 Líneas Aéreas 23 kV.docx
@@ -575,59 +575,6 @@
         <w:gridCol w:w="4698"/>
         <w:gridCol w:w="4699"/>
       </w:tblGrid>
-      <w:tr>
-        <w:tc>
-          <w:tcPr>
-            <w:tcW w:w="4698" w:type="dxa"/>
-            <w:vAlign w:val="center"/>
-          </w:tcPr>
-          <w:p>
-            <w:pPr>
-              <w:rPr>
-                <w:sz w:val="18"/>
-              </w:rPr>
-            </w:pPr>
-            <w:r>
-              <w:rPr>
-                <w:b/>
-                <w:bCs/>
-                <w:color w:val="000000"/>
-                <w:sz w:val="20"/>
-              </w:rPr>
-              <w:t>Participantes:</w:t>
-            </w:r>
-            <w:r>
-              <w:t xml:space="preserve"> </w:t>
-            </w:r>
-          </w:p>
-        </w:tc>
-        <w:tc>
-          <w:tcPr>
-            <w:tcW w:w="4699" w:type="dxa"/>
-            <w:vAlign w:val="center"/>
-          </w:tcPr>
-          <w:p>
-            <w:pPr>
-              <w:rPr>
-                <w:sz w:val="18"/>
-              </w:rPr>
-            </w:pPr>
-            <w:r>
-              <w:rPr>
-                <w:b/>
-                <w:bCs/>
-                <w:color w:val="000000"/>
-                <w:sz w:val="20"/>
-                <w:szCs w:val="20"/>
-              </w:rPr>
-              <w:t xml:space="preserve">Firma: </w:t>
-            </w:r>
-            <w:r>
-              <w:t xml:space="preserve"> </w:t>
-            </w:r>
-          </w:p>
-        </w:tc>
-      </w:tr>
       <w:tr>
         <w:tc>
           <w:tcPr>

--- a/docs/formatos/inspecciones/INSP-11 Líneas Aéreas 23 kV.docx
+++ b/docs/formatos/inspecciones/INSP-11 Líneas Aéreas 23 kV.docx
@@ -575,6 +575,59 @@
         <w:gridCol w:w="4698"/>
         <w:gridCol w:w="4699"/>
       </w:tblGrid>
+      <w:tr>
+        <w:tc>
+          <w:tcPr>
+            <w:tcW w:w="4698" w:type="dxa"/>
+            <w:vAlign w:val="center"/>
+          </w:tcPr>
+          <w:p>
+            <w:pPr>
+              <w:rPr>
+                <w:sz w:val="18"/>
+              </w:rPr>
+            </w:pPr>
+            <w:r>
+              <w:rPr>
+                <w:b/>
+                <w:bCs/>
+                <w:color w:val="000000"/>
+                <w:sz w:val="20"/>
+              </w:rPr>
+              <w:t>Participantes:</w:t>
+            </w:r>
+            <w:r>
+              <w:t xml:space="preserve"> </w:t>
+            </w:r>
+          </w:p>
+        </w:tc>
+        <w:tc>
+          <w:tcPr>
+            <w:tcW w:w="4699" w:type="dxa"/>
+            <w:vAlign w:val="center"/>
+          </w:tcPr>
+          <w:p>
+            <w:pPr>
+              <w:rPr>
+                <w:sz w:val="18"/>
+              </w:rPr>
+            </w:pPr>
+            <w:r>
+              <w:rPr>
+                <w:b/>
+                <w:bCs/>
+                <w:color w:val="000000"/>
+                <w:sz w:val="20"/>
+                <w:szCs w:val="20"/>
+              </w:rPr>
+              <w:t xml:space="preserve"/>
+            </w:r>
+            <w:r>
+              <w:t xml:space="preserve"/>
+            </w:r>
+          </w:p>
+        </w:tc>
+      </w:tr>
       <w:tr>
         <w:tc>
           <w:tcPr>

--- a/docs/formatos/inspecciones/INSP-11 Líneas Aéreas 23 kV.docx
+++ b/docs/formatos/inspecciones/INSP-11 Líneas Aéreas 23 kV.docx
@@ -597,7 +597,7 @@
               <w:t>Participantes:</w:t>
             </w:r>
             <w:r>
-              <w:t xml:space="preserve"> </w:t>
+              <w:t xml:space="preserve"/>
             </w:r>
           </w:p>
         </w:tc>
@@ -647,10 +647,10 @@
                 <w:color w:val="000000"/>
                 <w:sz w:val="20"/>
               </w:rPr>
-              <w:t xml:space="preserve">Encargado de Actividad: </w:t>
-            </w:r>
-            <w:r>
-              <w:t xml:space="preserve"> </w:t>
+              <w:t xml:space="preserve">Encargado de la actividad:</w:t>
+            </w:r>
+            <w:r>
+              <w:t xml:space="preserve"/>
             </w:r>
           </w:p>
         </w:tc>
@@ -672,10 +672,10 @@
                 <w:color w:val="000000"/>
                 <w:sz w:val="20"/>
               </w:rPr>
-              <w:t xml:space="preserve">Firma: </w:t>
-            </w:r>
-            <w:r>
-              <w:t xml:space="preserve"> </w:t>
+              <w:t xml:space="preserve">Firma:</w:t>
+            </w:r>
+            <w:r>
+              <w:t xml:space="preserve"/>
             </w:r>
           </w:p>
         </w:tc>
@@ -700,10 +700,10 @@
                 <w:sz w:val="20"/>
                 <w:szCs w:val="20"/>
               </w:rPr>
-              <w:t xml:space="preserve">Supervisor Bbosch: </w:t>
-            </w:r>
-            <w:r>
-              <w:t xml:space="preserve"> </w:t>
+              <w:t xml:space="preserve">Supervisor Bbosch:</w:t>
+            </w:r>
+            <w:r>
+              <w:t xml:space="preserve"/>
             </w:r>
           </w:p>
         </w:tc>
@@ -725,10 +725,10 @@
                 <w:color w:val="000000"/>
                 <w:sz w:val="20"/>
               </w:rPr>
-              <w:t xml:space="preserve">Firma: </w:t>
-            </w:r>
-            <w:r>
-              <w:t xml:space="preserve"> </w:t>
+              <w:t xml:space="preserve">Firma:</w:t>
+            </w:r>
+            <w:r>
+              <w:t xml:space="preserve"/>
             </w:r>
           </w:p>
         </w:tc>
@@ -753,10 +753,10 @@
                 <w:sz w:val="20"/>
                 <w:szCs w:val="20"/>
               </w:rPr>
-              <w:t xml:space="preserve">Planificador Bbosch: </w:t>
-            </w:r>
-            <w:r>
-              <w:t xml:space="preserve"> </w:t>
+              <w:t xml:space="preserve">Planificador Bbosch:</w:t>
+            </w:r>
+            <w:r>
+              <w:t xml:space="preserve"/>
             </w:r>
           </w:p>
         </w:tc>
@@ -778,10 +778,10 @@
                 <w:color w:val="000000"/>
                 <w:sz w:val="20"/>
               </w:rPr>
-              <w:t xml:space="preserve">Firma: </w:t>
-            </w:r>
-            <w:r>
-              <w:t xml:space="preserve"> </w:t>
+              <w:t xml:space="preserve">Firma:</w:t>
+            </w:r>
+            <w:r>
+              <w:t xml:space="preserve"/>
             </w:r>
           </w:p>
         </w:tc>
